--- a/paperWork/Ethics/Ethics Revised/05. Participant Information Sheet v2.docx
+++ b/paperWork/Ethics/Ethics Revised/05. Participant Information Sheet v2.docx
@@ -52,35 +52,54 @@
         </w:rPr>
         <w:t xml:space="preserve">University of Dundee School Research Ethics Committee Application/Approval Number: </w:t>
       </w:r>
-      <w:r>
-        <w:rPr>
-          <w:b/>
-          <w:color w:val="EE0000"/>
-        </w:rPr>
-        <w:t>[</w:t>
-      </w:r>
-      <w:r>
-        <w:rPr>
-          <w:b/>
-          <w:i/>
-          <w:color w:val="EE0000"/>
-        </w:rPr>
-        <w:t>insert approval number from decision letter</w:t>
-      </w:r>
-      <w:r>
-        <w:rPr>
-          <w:b/>
-          <w:color w:val="EE0000"/>
-        </w:rPr>
-        <w:t>]</w:t>
-      </w:r>
+      <w:ins w:id="0" w:author="Alexander Gordon (Student)" w:date="2026-03-01T21:05:00Z">
+        <w:r>
+          <w:rPr>
+            <w:b/>
+            <w:color w:val="EE0000"/>
+          </w:rPr>
+          <w:t>UOD-SSREC-UG-COMP-2025-013</w:t>
+        </w:r>
+      </w:ins>
+      <w:del w:id="1" w:author="Alexander Gordon (Student)" w:date="2026-03-01T21:05:00Z" w16du:dateUtc="2026-03-01T21:05:00Z">
+        <w:r>
+          <w:rPr>
+            <w:b/>
+            <w:color w:val="EE0000"/>
+          </w:rPr>
+          <w:delText>[</w:delText>
+        </w:r>
+        <w:r>
+          <w:rPr>
+            <w:b/>
+            <w:i/>
+            <w:color w:val="EE0000"/>
+          </w:rPr>
+          <w:delText>insert approval number from decision letter</w:delText>
+        </w:r>
+        <w:r>
+          <w:rPr>
+            <w:b/>
+            <w:color w:val="EE0000"/>
+          </w:rPr>
+          <w:delText>]</w:delText>
+        </w:r>
+      </w:del>
     </w:p>
     <w:p>
       <w:r>
         <w:t>You are invited to take part in a research project.</w:t>
       </w:r>
       <w:r>
-        <w:t xml:space="preserve"> Before you decide whether or not you would like to participate it is important that you read the information provided below. This will help you to understand why and how the research is being carried out and what participation will involve. If you are being asked to provide data which could identify you, the information contained here also serves as your privacy notice. </w:t>
+        <w:t xml:space="preserve"> Before you decide </w:t>
+      </w:r>
+      <w:proofErr w:type="gramStart"/>
+      <w:r>
+        <w:t>whether or not</w:t>
+      </w:r>
+      <w:proofErr w:type="gramEnd"/>
+      <w:r>
+        <w:t xml:space="preserve"> you would like to participate it is important that you read the information provided below. This will help you to understand why and how the research is being carried out and what participation will involve. If you are being asked to provide data which could identify you, the information contained here also serves as your privacy notice. </w:t>
       </w:r>
       <w:r>
         <w:t>Please let the researcher who gave you this information know if anything is unclear or you have any questions.</w:t>
@@ -800,9 +819,23 @@
         <w:rPr>
           <w:iCs/>
         </w:rPr>
-        <w:t xml:space="preserve"> will have access to your data. The data will be collected in the UK and will not be transferred outside the UK/EU. During data collection tasks (interviews, questionnaires, etc.), no personally identifiable information about you will be recorded. Your identity will remain anonymous and the data not traceable to you. For in-person meetings, these can be scheduled to ensure privacy and confidentiality in terms of the location, who can be ‘seen’, and to prevent un-intended interaction with other participants who may be taking part before or after you. If audio or video recordings are being used, these will be for the purposes of transcription. These recordings will be stored securely until the transcription has been made. After the transcription has been made, the recordings will be deleted / destroyed. The transcription will not record any personally identifiable information. In the final report / thesis that is produced from the research, and any subsequent, Academic publications, there will be no direct reference to you or other individuals who have taken part in the research. However, anonymous quotes may be used. The only eventuality where the researcher/research team will be unable to uphold confidentiality is in the case of information being disclosed by you to them which represents a safeguarding concern, e.g., concerns for your safety, your mental health, concerns related to radicalisation, concerns for vulnerable adults or children, or other, general incriminating information that has to be reported. Safeguarding concerns will be reported in line with the </w:t>
-      </w:r>
-      <w:hyperlink r:id="rId4" w:history="1">
+        <w:t xml:space="preserve"> will have access to your data. The data will be collected in the UK and will not be transferred outside the UK/EU. During data collection tasks (interviews, questionnaires, etc.), no personally identifiable information about you will be recorded. Your identity will remain anonymous and the data not traceable to you. For in-person meetings, these can be scheduled to ensure privacy and confidentiality in terms of the location, who can be ‘seen’, and to prevent un-intended interaction with other participants who may be taking part before or after you. </w:t>
+      </w:r>
+      <w:del w:id="2" w:author="Alexander Gordon (Student)" w:date="2026-03-01T21:07:00Z" w16du:dateUtc="2026-03-01T21:07:00Z">
+        <w:r>
+          <w:rPr>
+            <w:iCs/>
+          </w:rPr>
+          <w:delText xml:space="preserve">If audio or video recordings are being used, these will be for the purposes of transcription. These recordings will be stored securely until the transcription has been made. After the transcription has been made, the recordings will be deleted / destroyed. The transcription will not record any personally identifiable information. </w:delText>
+        </w:r>
+      </w:del>
+      <w:r>
+        <w:rPr>
+          <w:iCs/>
+        </w:rPr>
+        <w:t xml:space="preserve">In the final report / thesis that is produced from the research, and any subsequent, Academic publications, there will be no direct reference to you or other individuals who have taken part in the research. However, anonymous quotes may be used. The only eventuality where the researcher/research team will be unable to uphold confidentiality is in the case of information being disclosed by you to them which represents a safeguarding concern, e.g., concerns for your safety, your mental health, concerns related to radicalisation, concerns for vulnerable adults or children, or other, general incriminating information that has to be reported. Safeguarding concerns will be reported in line with the </w:t>
+      </w:r>
+      <w:hyperlink r:id="rId5" w:history="1">
         <w:r>
           <w:rPr>
             <w:rStyle w:val="Hyperlink"/>
@@ -835,7 +868,43 @@
         <w:rPr>
           <w:iCs/>
         </w:rPr>
-        <w:t xml:space="preserve">All digital data and documents will be stored securely in University of Dundee-managed resources such as Office 365 (Outlook, Excel) and the One Drive storage system. The data will be accessible only to the </w:t>
+        <w:t>All digital data and documents will be stored securely in University of Dundee-managed resources</w:t>
+      </w:r>
+      <w:ins w:id="3" w:author="Alexander Gordon (Student)" w:date="2026-03-01T21:08:00Z" w16du:dateUtc="2026-03-01T21:08:00Z">
+        <w:r>
+          <w:rPr>
+            <w:iCs/>
+          </w:rPr>
+          <w:t xml:space="preserve">. The resources used will </w:t>
+        </w:r>
+        <w:proofErr w:type="spellStart"/>
+        <w:r>
+          <w:rPr>
+            <w:iCs/>
+          </w:rPr>
+          <w:t>be</w:t>
+        </w:r>
+      </w:ins>
+      <w:del w:id="4" w:author="Alexander Gordon (Student)" w:date="2026-03-01T21:08:00Z" w16du:dateUtc="2026-03-01T21:08:00Z">
+        <w:r>
+          <w:rPr>
+            <w:iCs/>
+          </w:rPr>
+          <w:delText xml:space="preserve"> such as </w:delText>
+        </w:r>
+      </w:del>
+      <w:r>
+        <w:rPr>
+          <w:iCs/>
+        </w:rPr>
+        <w:t>Office</w:t>
+      </w:r>
+      <w:proofErr w:type="spellEnd"/>
+      <w:r>
+        <w:rPr>
+          <w:iCs/>
+        </w:rPr>
+        <w:t xml:space="preserve"> 365 (Outlook, Excel) and the One Drive storage system. The data will be accessible only to the </w:t>
       </w:r>
       <w:r>
         <w:rPr>
@@ -853,13 +922,13 @@
         <w:rPr>
           <w:iCs/>
         </w:rPr>
+        <w:lastRenderedPageBreak/>
         <w:t xml:space="preserve">and Chief Investigator (project </w:t>
       </w:r>
       <w:r>
         <w:rPr>
           <w:iCs/>
         </w:rPr>
-        <w:lastRenderedPageBreak/>
         <w:t>supervisor</w:t>
       </w:r>
       <w:r>
@@ -984,7 +1053,7 @@
       <w:r>
         <w:t xml:space="preserve"> </w:t>
       </w:r>
-      <w:hyperlink r:id="rId5" w:history="1">
+      <w:hyperlink r:id="rId6" w:history="1">
         <w:r>
           <w:rPr>
             <w:rStyle w:val="Hyperlink"/>
@@ -1015,7 +1084,7 @@
       <w:r>
         <w:t xml:space="preserve">: </w:t>
       </w:r>
-      <w:hyperlink r:id="rId6" w:history="1">
+      <w:hyperlink r:id="rId7" w:history="1">
         <w:r>
           <w:rPr>
             <w:rStyle w:val="Hyperlink"/>
@@ -1035,7 +1104,7 @@
       <w:r>
         <w:t>(</w:t>
       </w:r>
-      <w:hyperlink r:id="rId7" w:history="1">
+      <w:hyperlink r:id="rId8" w:history="1">
         <w:r>
           <w:rPr>
             <w:rStyle w:val="Hyperlink"/>
@@ -1048,6 +1117,11 @@
       </w:r>
     </w:p>
     <w:p>
+      <w:pPr>
+        <w:rPr>
+          <w:ins w:id="5" w:author="Alexander Gordon (Student)" w:date="2026-03-01T21:09:00Z" w16du:dateUtc="2026-03-01T21:09:00Z"/>
+        </w:rPr>
+      </w:pPr>
       <w:r>
         <w:t>You can find more information about the ways that personal data is used at the University at</w:t>
       </w:r>
@@ -1057,7 +1131,7 @@
       <w:r>
         <w:t xml:space="preserve"> </w:t>
       </w:r>
-      <w:hyperlink r:id="rId8" w:history="1">
+      <w:hyperlink r:id="rId9" w:history="1">
         <w:r>
           <w:rPr>
             <w:rStyle w:val="Hyperlink"/>
@@ -1072,50 +1146,155 @@
     <w:p>
       <w:pPr>
         <w:rPr>
+          <w:ins w:id="6" w:author="Alexander Gordon (Student)" w:date="2026-03-01T21:09:00Z" w16du:dateUtc="2026-03-01T21:09:00Z"/>
           <w:b/>
           <w:bCs/>
           <w:color w:val="EE0000"/>
         </w:rPr>
       </w:pPr>
-      <w:r>
-        <w:rPr>
-          <w:b/>
-          <w:bCs/>
+      <w:ins w:id="7" w:author="Alexander Gordon (Student)" w:date="2026-03-01T21:09:00Z" w16du:dateUtc="2026-03-01T21:09:00Z">
+        <w:r>
+          <w:rPr>
+            <w:b/>
+            <w:bCs/>
+            <w:color w:val="EE0000"/>
+          </w:rPr>
+          <w:t>What happens if I no longer want my data to be used in the study after submission?</w:t>
+        </w:r>
+      </w:ins>
+    </w:p>
+    <w:p>
+      <w:pPr>
+        <w:rPr>
+          <w:ins w:id="8" w:author="Alexander Gordon (Student)" w:date="2026-03-01T21:09:00Z" w16du:dateUtc="2026-03-01T21:09:00Z"/>
           <w:color w:val="EE0000"/>
         </w:rPr>
-        <w:t>What happens if I no longer want my data to be used in the study after submission?</w:t>
-      </w:r>
-    </w:p>
-    <w:p>
-      <w:pPr>
-        <w:rPr>
-          <w:color w:val="EE0000"/>
-        </w:rPr>
-      </w:pPr>
-      <w:r>
-        <w:rPr>
-          <w:color w:val="EE0000"/>
-        </w:rPr>
-        <w:t xml:space="preserve">If you wish to withdraw your data from the study, you need to contact a researcher from the study and provide them with the token you are given after submission. </w:t>
-      </w:r>
-      <w:r>
-        <w:rPr>
-          <w:color w:val="EE0000"/>
-        </w:rPr>
-        <w:t xml:space="preserve">Once your data is submitted you have two weeks from the day of submission to contact a researcher and withdraw your data from the study. After the two weeks your data will be anonymised and no longer identifiable. After anonymisation there will be no way to identify its yours and no way to remove it from the study. </w:t>
-      </w:r>
-    </w:p>
-    <w:p>
-      <w:pPr>
-        <w:rPr>
-          <w:b/>
-        </w:rPr>
-      </w:pPr>
-      <w:r>
-        <w:rPr>
-          <w:b/>
-        </w:rPr>
-        <w:lastRenderedPageBreak/>
+      </w:pPr>
+      <w:ins w:id="9" w:author="Alexander Gordon (Student)" w:date="2026-03-01T21:09:00Z" w16du:dateUtc="2026-03-01T21:09:00Z">
+        <w:r>
+          <w:rPr>
+            <w:color w:val="EE0000"/>
+          </w:rPr>
+          <w:t xml:space="preserve">If you wish to withdraw your data from the study, you need to contact a </w:t>
+        </w:r>
+        <w:del w:id="10" w:author="Oluwafemi Samuel (Staff)" w:date="2026-03-02T08:26:00Z" w16du:dateUtc="2026-03-02T08:26:00Z">
+          <w:r>
+            <w:rPr>
+              <w:color w:val="EE0000"/>
+            </w:rPr>
+            <w:delText>researcher from the study</w:delText>
+          </w:r>
+        </w:del>
+      </w:ins>
+      <w:ins w:id="11" w:author="Oluwafemi Samuel (Staff)" w:date="2026-03-02T08:26:00Z" w16du:dateUtc="2026-03-02T08:26:00Z">
+        <w:r>
+          <w:rPr>
+            <w:color w:val="EE0000"/>
+          </w:rPr>
+          <w:t>the principal investigator</w:t>
+        </w:r>
+      </w:ins>
+      <w:ins w:id="12" w:author="Alexander Gordon (Student)" w:date="2026-03-01T21:09:00Z" w16du:dateUtc="2026-03-01T21:09:00Z">
+        <w:r>
+          <w:rPr>
+            <w:color w:val="EE0000"/>
+          </w:rPr>
+          <w:t xml:space="preserve"> and provide them with the token you are given after</w:t>
+        </w:r>
+      </w:ins>
+      <w:ins w:id="13" w:author="Oluwafemi Samuel (Staff)" w:date="2026-03-02T08:27:00Z" w16du:dateUtc="2026-03-02T08:27:00Z">
+        <w:r>
+          <w:rPr>
+            <w:color w:val="EE0000"/>
+          </w:rPr>
+          <w:t xml:space="preserve"> the</w:t>
+        </w:r>
+      </w:ins>
+      <w:ins w:id="14" w:author="Alexander Gordon (Student)" w:date="2026-03-01T21:09:00Z" w16du:dateUtc="2026-03-01T21:09:00Z">
+        <w:r>
+          <w:rPr>
+            <w:color w:val="EE0000"/>
+          </w:rPr>
+          <w:t xml:space="preserve"> submission</w:t>
+        </w:r>
+      </w:ins>
+      <w:ins w:id="15" w:author="Oluwafemi Samuel (Staff)" w:date="2026-03-02T08:27:00Z" w16du:dateUtc="2026-03-02T08:27:00Z">
+        <w:r>
+          <w:rPr>
+            <w:color w:val="EE0000"/>
+          </w:rPr>
+          <w:t xml:space="preserve"> of your survey</w:t>
+        </w:r>
+      </w:ins>
+      <w:ins w:id="16" w:author="Alexander Gordon (Student)" w:date="2026-03-01T21:09:00Z" w16du:dateUtc="2026-03-01T21:09:00Z">
+        <w:r>
+          <w:rPr>
+            <w:color w:val="EE0000"/>
+          </w:rPr>
+          <w:t xml:space="preserve">. Once your data is submitted you have two weeks from the day of submission to contact </w:t>
+        </w:r>
+        <w:del w:id="17" w:author="Oluwafemi Samuel (Staff)" w:date="2026-03-02T08:27:00Z" w16du:dateUtc="2026-03-02T08:27:00Z">
+          <w:r>
+            <w:rPr>
+              <w:color w:val="EE0000"/>
+            </w:rPr>
+            <w:delText>a researcher</w:delText>
+          </w:r>
+        </w:del>
+      </w:ins>
+      <w:ins w:id="18" w:author="Oluwafemi Samuel (Staff)" w:date="2026-03-02T08:27:00Z" w16du:dateUtc="2026-03-02T08:27:00Z">
+        <w:r>
+          <w:rPr>
+            <w:color w:val="EE0000"/>
+          </w:rPr>
+          <w:t>the principal investigator</w:t>
+        </w:r>
+      </w:ins>
+      <w:ins w:id="19" w:author="Alexander Gordon (Student)" w:date="2026-03-01T21:09:00Z" w16du:dateUtc="2026-03-01T21:09:00Z">
+        <w:r>
+          <w:rPr>
+            <w:color w:val="EE0000"/>
+          </w:rPr>
+          <w:t xml:space="preserve"> and withdraw your data from the study. After the two weeks your data will be anonymised and no longer identifiable. </w:t>
+        </w:r>
+        <w:del w:id="20" w:author="Oluwafemi Samuel (Staff)" w:date="2026-03-02T08:31:00Z" w16du:dateUtc="2026-03-02T08:31:00Z">
+          <w:r>
+            <w:rPr>
+              <w:color w:val="EE0000"/>
+            </w:rPr>
+            <w:delText xml:space="preserve">After anonymisation there will be no way to identify its yours and no way to remove it from the study. </w:delText>
+          </w:r>
+        </w:del>
+      </w:ins>
+      <w:ins w:id="21" w:author="Oluwafemi Samuel (Staff)" w:date="2026-03-02T08:31:00Z" w16du:dateUtc="2026-03-02T08:31:00Z">
+        <w:r>
+          <w:rPr>
+            <w:color w:val="EE0000"/>
+          </w:rPr>
+          <w:t xml:space="preserve"> </w:t>
+        </w:r>
+      </w:ins>
+      <w:ins w:id="22" w:author="Oluwafemi Samuel (Staff)" w:date="2026-03-02T08:31:00Z">
+        <w:r>
+          <w:rPr>
+            <w:color w:val="EE0000"/>
+          </w:rPr>
+          <w:lastRenderedPageBreak/>
+          <w:t>Once anonymised, your data can no longer be identified because the token linking it to you will have been permanently removed. As a result, it will not be possible to withdraw your data from the study.</w:t>
+        </w:r>
+      </w:ins>
+    </w:p>
+    <w:p/>
+    <w:p>
+      <w:pPr>
+        <w:rPr>
+          <w:b/>
+        </w:rPr>
+      </w:pPr>
+      <w:r>
+        <w:rPr>
+          <w:b/>
+        </w:rPr>
         <w:t>Is there someone else I can complain to?</w:t>
       </w:r>
     </w:p>
@@ -1123,7 +1302,7 @@
       <w:r>
         <w:t>If you wish to complain about the way the research has been conducted please contact the Convener of the University Research Ethics Committee (</w:t>
       </w:r>
-      <w:hyperlink r:id="rId9" w:history="1">
+      <w:hyperlink r:id="rId10" w:history="1">
         <w:r>
           <w:rPr>
             <w:rStyle w:val="Hyperlink"/>
@@ -1178,6 +1357,17 @@
     </w:sectPr>
   </w:body>
 </w:document>
+</file>
+
+<file path=word/people.xml><?xml version="1.0" encoding="utf-8"?>
+<w15:people xmlns:wpc="http://schemas.microsoft.com/office/word/2010/wordprocessingCanvas" xmlns:cx="http://schemas.microsoft.com/office/drawing/2014/chartex" xmlns:cx1="http://schemas.microsoft.com/office/drawing/2015/9/8/chartex" xmlns:cx2="http://schemas.microsoft.com/office/drawing/2015/10/21/chartex" xmlns:cx3="http://schemas.microsoft.com/office/drawing/2016/5/9/chartex" xmlns:cx4="http://schemas.microsoft.com/office/drawing/2016/5/10/chartex" xmlns:cx5="http://schemas.microsoft.com/office/drawing/2016/5/11/chartex" xmlns:cx6="http://schemas.microsoft.com/office/drawing/2016/5/12/chartex" xmlns:cx7="http://schemas.microsoft.com/office/drawing/2016/5/13/chartex" xmlns:cx8="http://schemas.microsoft.com/office/drawing/2016/5/14/chartex" xmlns:mc="http://schemas.openxmlformats.org/markup-compatibility/2006" xmlns:aink="http://schemas.microsoft.com/office/drawing/2016/ink" xmlns:am3d="http://schemas.microsoft.com/office/drawing/2017/model3d" xmlns:o="urn:schemas-microsoft-com:office:office" xmlns:oel="http://schemas.microsoft.com/office/2019/extlst" xmlns:r="http://schemas.openxmlformats.org/officeDocument/2006/relationships" xmlns:m="http://schemas.openxmlformats.org/officeDocument/2006/math" xmlns:v="urn:schemas-microsoft-com:vml" xmlns:wp14="http://schemas.microsoft.com/office/word/2010/wordprocessingDrawing" xmlns:wp="http://schemas.openxmlformats.org/drawingml/2006/wordprocessingDrawing" xmlns:w10="urn:schemas-microsoft-com:office:word" xmlns:w="http://schemas.openxmlformats.org/wordprocessingml/2006/main" xmlns:w14="http://schemas.microsoft.com/office/word/2010/wordml" xmlns:w15="http://schemas.microsoft.com/office/word/2012/wordml" xmlns:w16cex="http://schemas.microsoft.com/office/word/2018/wordml/cex" xmlns:w16cid="http://schemas.microsoft.com/office/word/2016/wordml/cid" xmlns:w16="http://schemas.microsoft.com/office/word/2018/wordml" xmlns:w16du="http://schemas.microsoft.com/office/word/2023/wordml/word16du" xmlns:w16sdtdh="http://schemas.microsoft.com/office/word/2020/wordml/sdtdatahash" xmlns:w16sdtfl="http://schemas.microsoft.com/office/word/2024/wordml/sdtformatlock" xmlns:w16se="http://schemas.microsoft.com/office/word/2015/wordml/symex" xmlns:wpg="http://schemas.microsoft.com/office/word/2010/wordprocessingGroup" xmlns:wpi="http://schemas.microsoft.com/office/word/2010/wordprocessingInk" xmlns:wne="http://schemas.microsoft.com/office/word/2006/wordml" xmlns:wps="http://schemas.microsoft.com/office/word/2010/wordprocessingShape" mc:Ignorable="w14 w15 w16se w16cid w16 w16cex w16sdtdh w16sdtfl w16du wp14">
+  <w15:person w15:author="Alexander Gordon (Student)">
+    <w15:presenceInfo w15:providerId="AD" w15:userId="S::2502331@dundee.ac.uk::9b83ea64-f2e7-4dd6-916c-fa875a1fe8a6"/>
+  </w15:person>
+  <w15:person w15:author="Oluwafemi Samuel (Staff)">
+    <w15:presenceInfo w15:providerId="AD" w15:userId="S::OSamuel002@dundee.ac.uk::74e0c171-373e-4749-b077-9be3f619f000"/>
+  </w15:person>
+</w15:people>
 </file>
 
 <file path=word/styles.xml><?xml version="1.0" encoding="utf-8"?>
@@ -1805,7 +1995,6 @@
   <w:style w:type="character" w:default="1" w:styleId="DefaultParagraphFont">
     <w:name w:val="Default Paragraph Font"/>
     <w:uiPriority w:val="1"/>
-    <w:semiHidden/>
     <w:unhideWhenUsed/>
   </w:style>
   <w:style w:type="table" w:default="1" w:styleId="TableNormal">
@@ -2234,6 +2423,20 @@
       <w:kern w:val="0"/>
       <w:sz w:val="20"/>
       <w:szCs w:val="20"/>
+      <w14:ligatures w14:val="none"/>
+    </w:rPr>
+  </w:style>
+  <w:style w:type="paragraph" w:styleId="Revision">
+    <w:name w:val="Revision"/>
+    <w:hidden/>
+    <w:uiPriority w:val="99"/>
+    <w:semiHidden/>
+    <w:rsid w:val="00237525"/>
+    <w:pPr>
+      <w:spacing w:after="0" w:line="240" w:lineRule="auto"/>
+    </w:pPr>
+    <w:rPr>
+      <w:kern w:val="0"/>
       <w14:ligatures w14:val="none"/>
     </w:rPr>
   </w:style>
@@ -2533,4 +2736,16 @@
     </a:ext>
   </a:extLst>
 </a:theme>
+</file>
+
+<file path=customXml/item1.xml><?xml version="1.0" encoding="utf-8"?>
+<b:Sources xmlns:b="http://schemas.openxmlformats.org/officeDocument/2006/bibliography" xmlns="http://schemas.openxmlformats.org/officeDocument/2006/bibliography" SelectedStyle="\APASixthEditionOfficeOnline.xsl" StyleName="APA" Version="6"/>
+</file>
+
+<file path=customXml/itemProps1.xml><?xml version="1.0" encoding="utf-8"?>
+<ds:datastoreItem xmlns:ds="http://schemas.openxmlformats.org/officeDocument/2006/customXml" ds:itemID="{12C78D5E-EAA9-4ABB-A3E4-D5C7D4C6A8DA}">
+  <ds:schemaRefs>
+    <ds:schemaRef ds:uri="http://schemas.openxmlformats.org/officeDocument/2006/bibliography"/>
+  </ds:schemaRefs>
+</ds:datastoreItem>
 </file>